--- a/МАД/МАД 1 практика.docx
+++ b/МАД/МАД 1 практика.docx
@@ -39,7 +39,7 @@
                 <w:lang w:eastAsia="ru-RU" w:bidi="ar-SA"/>
               </w:rPr>
               <w:drawing>
-                <wp:inline distT="0" distB="0" distL="0" distR="0" wp14:anchorId="2BFD95FB" wp14:editId="15D8CB9C">
+                <wp:inline distT="0" distB="0" distL="0" distR="0" wp14:anchorId="2BFD95FB" wp14:editId="07C55D95">
                   <wp:extent cx="1066800" cy="1066800"/>
                   <wp:effectExtent l="0" t="0" r="0" b="0"/>
                   <wp:docPr id="298370851" name="Рисунок 3"/>
@@ -701,8 +701,16 @@
               <w:rPr>
                 <w:rFonts w:cs="Times New Roman"/>
               </w:rPr>
-              <w:t>Горячев А.А.</w:t>
+              <w:t xml:space="preserve">Горячев </w:t>
             </w:r>
+            <w:proofErr w:type="gramStart"/>
+            <w:r>
+              <w:rPr>
+                <w:rFonts w:cs="Times New Roman"/>
+              </w:rPr>
+              <w:t>А.А.</w:t>
+            </w:r>
+            <w:proofErr w:type="gramEnd"/>
           </w:p>
           <w:p>
             <w:pPr>
@@ -981,19 +989,6 @@
         <w:spacing w:line="360" w:lineRule="auto"/>
         <w:rPr>
           <w:rFonts w:ascii="Times New Roman" w:eastAsia="Times New Roman" w:hAnsi="Times New Roman" w:cs="Times New Roman"/>
-          <w:color w:val="000000"/>
-          <w:sz w:val="28"/>
-          <w:szCs w:val="28"/>
-          <w:lang w:eastAsia="ru-RU" w:bidi="ru-RU"/>
-        </w:rPr>
-      </w:pPr>
-    </w:p>
-    <w:p>
-      <w:pPr>
-        <w:pStyle w:val="a0"/>
-        <w:spacing w:line="360" w:lineRule="auto"/>
-        <w:rPr>
-          <w:rFonts w:ascii="Times New Roman" w:eastAsia="Times New Roman" w:hAnsi="Times New Roman" w:cs="Times New Roman"/>
           <w:b/>
           <w:bCs/>
           <w:color w:val="000000"/>
@@ -1084,7 +1079,61 @@
           <w:sz w:val="28"/>
           <w:szCs w:val="28"/>
         </w:rPr>
-        <w:t>Чтобы начать использовать службу Hadoop, мы должны запустить демоны службы Hadoop. Мы делаем это как пользователь «hadoop» из нашей среды Linux.</w:t>
+        <w:t xml:space="preserve">Чтобы начать использовать службу </w:t>
+      </w:r>
+      <w:proofErr w:type="spellStart"/>
+      <w:r>
+        <w:rPr>
+          <w:rFonts w:ascii="Times New Roman" w:hAnsi="Times New Roman" w:cs="Times New Roman"/>
+          <w:sz w:val="28"/>
+          <w:szCs w:val="28"/>
+        </w:rPr>
+        <w:t>Hadoop</w:t>
+      </w:r>
+      <w:proofErr w:type="spellEnd"/>
+      <w:r>
+        <w:rPr>
+          <w:rFonts w:ascii="Times New Roman" w:hAnsi="Times New Roman" w:cs="Times New Roman"/>
+          <w:sz w:val="28"/>
+          <w:szCs w:val="28"/>
+        </w:rPr>
+        <w:t xml:space="preserve">, мы должны запустить демоны службы </w:t>
+      </w:r>
+      <w:proofErr w:type="spellStart"/>
+      <w:r>
+        <w:rPr>
+          <w:rFonts w:ascii="Times New Roman" w:hAnsi="Times New Roman" w:cs="Times New Roman"/>
+          <w:sz w:val="28"/>
+          <w:szCs w:val="28"/>
+        </w:rPr>
+        <w:t>Hadoop</w:t>
+      </w:r>
+      <w:proofErr w:type="spellEnd"/>
+      <w:r>
+        <w:rPr>
+          <w:rFonts w:ascii="Times New Roman" w:hAnsi="Times New Roman" w:cs="Times New Roman"/>
+          <w:sz w:val="28"/>
+          <w:szCs w:val="28"/>
+        </w:rPr>
+        <w:t>. Мы делаем это как пользователь «</w:t>
+      </w:r>
+      <w:proofErr w:type="spellStart"/>
+      <w:r>
+        <w:rPr>
+          <w:rFonts w:ascii="Times New Roman" w:hAnsi="Times New Roman" w:cs="Times New Roman"/>
+          <w:sz w:val="28"/>
+          <w:szCs w:val="28"/>
+        </w:rPr>
+        <w:t>hadoop</w:t>
+      </w:r>
+      <w:proofErr w:type="spellEnd"/>
+      <w:r>
+        <w:rPr>
+          <w:rFonts w:ascii="Times New Roman" w:hAnsi="Times New Roman" w:cs="Times New Roman"/>
+          <w:sz w:val="28"/>
+          <w:szCs w:val="28"/>
+        </w:rPr>
+        <w:t>» из нашей среды Linux.</w:t>
       </w:r>
     </w:p>
     <w:p>
@@ -1120,7 +1169,43 @@
           <w:sz w:val="28"/>
           <w:szCs w:val="28"/>
         </w:rPr>
-        <w:t>пользователя на «hadoop» с помощью команды su (</w:t>
+        <w:t>пользователя на «</w:t>
+      </w:r>
+      <w:proofErr w:type="spellStart"/>
+      <w:r>
+        <w:rPr>
+          <w:rFonts w:ascii="Times New Roman" w:hAnsi="Times New Roman" w:cs="Times New Roman"/>
+          <w:sz w:val="28"/>
+          <w:szCs w:val="28"/>
+        </w:rPr>
+        <w:t>hadoop</w:t>
+      </w:r>
+      <w:proofErr w:type="spellEnd"/>
+      <w:r>
+        <w:rPr>
+          <w:rFonts w:ascii="Times New Roman" w:hAnsi="Times New Roman" w:cs="Times New Roman"/>
+          <w:sz w:val="28"/>
+          <w:szCs w:val="28"/>
+        </w:rPr>
+        <w:t xml:space="preserve">» с помощью команды </w:t>
+      </w:r>
+      <w:proofErr w:type="spellStart"/>
+      <w:r>
+        <w:rPr>
+          <w:rFonts w:ascii="Times New Roman" w:hAnsi="Times New Roman" w:cs="Times New Roman"/>
+          <w:sz w:val="28"/>
+          <w:szCs w:val="28"/>
+        </w:rPr>
+        <w:t>su</w:t>
+      </w:r>
+      <w:proofErr w:type="spellEnd"/>
+      <w:r>
+        <w:rPr>
+          <w:rFonts w:ascii="Times New Roman" w:hAnsi="Times New Roman" w:cs="Times New Roman"/>
+          <w:sz w:val="28"/>
+          <w:szCs w:val="28"/>
+        </w:rPr>
+        <w:t xml:space="preserve"> (</w:t>
       </w:r>
       <w:r>
         <w:rPr>
@@ -1274,7 +1359,59 @@
           <w:szCs w:val="28"/>
           <w:lang w:eastAsia="ko-KR" w:bidi="ar-SA"/>
         </w:rPr>
-        <w:t xml:space="preserve">~/hadoop/sbin </w:t>
+        <w:t>~/</w:t>
+      </w:r>
+      <w:proofErr w:type="spellStart"/>
+      <w:r>
+        <w:rPr>
+          <w:rFonts w:ascii="Times New Roman" w:eastAsia="SamsungOne 400" w:hAnsi="Times New Roman" w:cs="Times New Roman"/>
+          <w:i/>
+          <w:iCs/>
+          <w:kern w:val="0"/>
+          <w:sz w:val="28"/>
+          <w:szCs w:val="28"/>
+          <w:lang w:eastAsia="ko-KR" w:bidi="ar-SA"/>
+        </w:rPr>
+        <w:t>hadoop</w:t>
+      </w:r>
+      <w:proofErr w:type="spellEnd"/>
+      <w:r>
+        <w:rPr>
+          <w:rFonts w:ascii="Times New Roman" w:eastAsia="SamsungOne 400" w:hAnsi="Times New Roman" w:cs="Times New Roman"/>
+          <w:i/>
+          <w:iCs/>
+          <w:kern w:val="0"/>
+          <w:sz w:val="28"/>
+          <w:szCs w:val="28"/>
+          <w:lang w:eastAsia="ko-KR" w:bidi="ar-SA"/>
+        </w:rPr>
+        <w:t>/</w:t>
+      </w:r>
+      <w:proofErr w:type="spellStart"/>
+      <w:r>
+        <w:rPr>
+          <w:rFonts w:ascii="Times New Roman" w:eastAsia="SamsungOne 400" w:hAnsi="Times New Roman" w:cs="Times New Roman"/>
+          <w:i/>
+          <w:iCs/>
+          <w:kern w:val="0"/>
+          <w:sz w:val="28"/>
+          <w:szCs w:val="28"/>
+          <w:lang w:eastAsia="ko-KR" w:bidi="ar-SA"/>
+        </w:rPr>
+        <w:t>sbin</w:t>
+      </w:r>
+      <w:proofErr w:type="spellEnd"/>
+      <w:r>
+        <w:rPr>
+          <w:rFonts w:ascii="Times New Roman" w:eastAsia="SamsungOne 400" w:hAnsi="Times New Roman" w:cs="Times New Roman"/>
+          <w:i/>
+          <w:iCs/>
+          <w:kern w:val="0"/>
+          <w:sz w:val="28"/>
+          <w:szCs w:val="28"/>
+          <w:lang w:eastAsia="ko-KR" w:bidi="ar-SA"/>
+        </w:rPr>
+        <w:t xml:space="preserve"> </w:t>
       </w:r>
       <w:r>
         <w:rPr>
@@ -1489,7 +1626,7 @@
           <w:sz w:val="28"/>
           <w:szCs w:val="28"/>
         </w:rPr>
-        <w:t xml:space="preserve">start-yarn.sh </w:t>
+        <w:t>start-yarn.sh</w:t>
       </w:r>
       <w:r>
         <w:rPr>
@@ -1673,7 +1810,25 @@
           <w:sz w:val="28"/>
           <w:szCs w:val="28"/>
         </w:rPr>
-        <w:t xml:space="preserve"> выйти из сеанса как пользователь Hadoop, введя </w:t>
+        <w:t xml:space="preserve"> выйти из сеанса как пользователь </w:t>
+      </w:r>
+      <w:proofErr w:type="spellStart"/>
+      <w:r>
+        <w:rPr>
+          <w:rFonts w:ascii="Times New Roman" w:hAnsi="Times New Roman" w:cs="Times New Roman"/>
+          <w:sz w:val="28"/>
+          <w:szCs w:val="28"/>
+        </w:rPr>
+        <w:t>Hadoop</w:t>
+      </w:r>
+      <w:proofErr w:type="spellEnd"/>
+      <w:r>
+        <w:rPr>
+          <w:rFonts w:ascii="Times New Roman" w:hAnsi="Times New Roman" w:cs="Times New Roman"/>
+          <w:sz w:val="28"/>
+          <w:szCs w:val="28"/>
+        </w:rPr>
+        <w:t xml:space="preserve">, введя </w:t>
       </w:r>
       <w:r>
         <w:rPr>
@@ -1846,12 +2001,7 @@
           <w:lang w:eastAsia="ru-RU" w:bidi="ru-RU"/>
         </w:rPr>
       </w:pPr>
-    </w:p>
-    <w:p>
-      <w:pPr>
-        <w:pStyle w:val="a0"/>
-        <w:spacing w:line="360" w:lineRule="auto"/>
-        <w:ind w:left="0" w:firstLine="709"/>
+      <w:r>
         <w:rPr>
           <w:rFonts w:ascii="Times New Roman" w:eastAsia="Times New Roman" w:hAnsi="Times New Roman" w:cs="Times New Roman"/>
           <w:color w:val="000000"/>
@@ -1859,7 +2009,8 @@
           <w:szCs w:val="28"/>
           <w:lang w:eastAsia="ru-RU" w:bidi="ru-RU"/>
         </w:rPr>
-      </w:pPr>
+        <w:t>Введем команду</w:t>
+      </w:r>
       <w:r>
         <w:rPr>
           <w:rFonts w:ascii="Times New Roman" w:eastAsia="Times New Roman" w:hAnsi="Times New Roman" w:cs="Times New Roman"/>
@@ -1868,8 +2019,9 @@
           <w:szCs w:val="28"/>
           <w:lang w:eastAsia="ru-RU" w:bidi="ru-RU"/>
         </w:rPr>
-        <w:t>Введем команду и получим два типа каталога /</w:t>
-      </w:r>
+        <w:t xml:space="preserve"> </w:t>
+      </w:r>
+      <w:proofErr w:type="spellStart"/>
       <w:r>
         <w:rPr>
           <w:rFonts w:ascii="Times New Roman" w:eastAsia="Times New Roman" w:hAnsi="Times New Roman" w:cs="Times New Roman"/>
@@ -1878,8 +2030,9 @@
           <w:szCs w:val="28"/>
           <w:lang w:val="en-US" w:eastAsia="ru-RU" w:bidi="ru-RU"/>
         </w:rPr>
-        <w:t>tmp</w:t>
-      </w:r>
+        <w:t>hdfs</w:t>
+      </w:r>
+      <w:proofErr w:type="spellEnd"/>
       <w:r>
         <w:rPr>
           <w:rFonts w:ascii="Times New Roman" w:eastAsia="Times New Roman" w:hAnsi="Times New Roman" w:cs="Times New Roman"/>
@@ -1890,6 +2043,18 @@
         </w:rPr>
         <w:t xml:space="preserve"> </w:t>
       </w:r>
+      <w:proofErr w:type="spellStart"/>
+      <w:r>
+        <w:rPr>
+          <w:rFonts w:ascii="Times New Roman" w:eastAsia="Times New Roman" w:hAnsi="Times New Roman" w:cs="Times New Roman"/>
+          <w:color w:val="000000"/>
+          <w:sz w:val="28"/>
+          <w:szCs w:val="28"/>
+          <w:lang w:val="en-US" w:eastAsia="ru-RU" w:bidi="ru-RU"/>
+        </w:rPr>
+        <w:t>dfs</w:t>
+      </w:r>
+      <w:proofErr w:type="spellEnd"/>
       <w:r>
         <w:rPr>
           <w:rFonts w:ascii="Times New Roman" w:eastAsia="Times New Roman" w:hAnsi="Times New Roman" w:cs="Times New Roman"/>
@@ -1898,7 +2063,7 @@
           <w:szCs w:val="28"/>
           <w:lang w:eastAsia="ru-RU" w:bidi="ru-RU"/>
         </w:rPr>
-        <w:t xml:space="preserve">и </w:t>
+        <w:t xml:space="preserve"> </w:t>
       </w:r>
       <w:r>
         <w:rPr>
@@ -1908,7 +2073,17 @@
           <w:szCs w:val="28"/>
           <w:lang w:eastAsia="ru-RU" w:bidi="ru-RU"/>
         </w:rPr>
-        <w:t>/</w:t>
+        <w:t>–</w:t>
+      </w:r>
+      <w:r>
+        <w:rPr>
+          <w:rFonts w:ascii="Times New Roman" w:eastAsia="Times New Roman" w:hAnsi="Times New Roman" w:cs="Times New Roman"/>
+          <w:color w:val="000000"/>
+          <w:sz w:val="28"/>
+          <w:szCs w:val="28"/>
+          <w:lang w:eastAsia="ru-RU" w:bidi="ru-RU"/>
+        </w:rPr>
+        <w:t xml:space="preserve"> </w:t>
       </w:r>
       <w:r>
         <w:rPr>
@@ -1918,7 +2093,7 @@
           <w:szCs w:val="28"/>
           <w:lang w:val="en-US" w:eastAsia="ru-RU" w:bidi="ru-RU"/>
         </w:rPr>
-        <w:t>user</w:t>
+        <w:t>ls</w:t>
       </w:r>
       <w:r>
         <w:rPr>
@@ -1928,7 +2103,17 @@
           <w:szCs w:val="28"/>
           <w:lang w:eastAsia="ru-RU" w:bidi="ru-RU"/>
         </w:rPr>
-        <w:t xml:space="preserve"> (Рисунок 5).</w:t>
+        <w:t xml:space="preserve"> /</w:t>
+      </w:r>
+      <w:r>
+        <w:rPr>
+          <w:rFonts w:ascii="Times New Roman" w:eastAsia="Times New Roman" w:hAnsi="Times New Roman" w:cs="Times New Roman"/>
+          <w:color w:val="000000"/>
+          <w:sz w:val="28"/>
+          <w:szCs w:val="28"/>
+          <w:lang w:eastAsia="ru-RU" w:bidi="ru-RU"/>
+        </w:rPr>
+        <w:t xml:space="preserve"> и получим два типа каталога (Рисунок 5).</w:t>
       </w:r>
     </w:p>
     <w:p>
@@ -1955,6 +2140,7 @@
           <w:szCs w:val="24"/>
           <w:lang w:eastAsia="ru-RU" w:bidi="ru-RU"/>
         </w:rPr>
+        <w:lastRenderedPageBreak/>
         <w:drawing>
           <wp:inline distT="0" distB="0" distL="0" distR="0" wp14:anchorId="1B1F7853" wp14:editId="2E08449D">
             <wp:extent cx="5181598" cy="714375"/>
@@ -2442,7 +2628,25 @@
           <w:sz w:val="28"/>
           <w:szCs w:val="28"/>
         </w:rPr>
-        <w:t>Для этого потребуются привилегии суперпользователя. Префикс команд sudo позволяет нам выполнять привилегированные команды.</w:t>
+        <w:t xml:space="preserve">Для этого потребуются привилегии суперпользователя. Префикс команд </w:t>
+      </w:r>
+      <w:proofErr w:type="spellStart"/>
+      <w:r>
+        <w:rPr>
+          <w:rFonts w:ascii="Times New Roman" w:hAnsi="Times New Roman" w:cs="Times New Roman"/>
+          <w:sz w:val="28"/>
+          <w:szCs w:val="28"/>
+        </w:rPr>
+        <w:t>sudo</w:t>
+      </w:r>
+      <w:proofErr w:type="spellEnd"/>
+      <w:r>
+        <w:rPr>
+          <w:rFonts w:ascii="Times New Roman" w:hAnsi="Times New Roman" w:cs="Times New Roman"/>
+          <w:sz w:val="28"/>
+          <w:szCs w:val="28"/>
+        </w:rPr>
+        <w:t xml:space="preserve"> позволяет нам выполнять привилегированные команды.</w:t>
       </w:r>
       <w:r>
         <w:rPr>
@@ -2458,7 +2662,155 @@
           <w:sz w:val="28"/>
           <w:szCs w:val="28"/>
         </w:rPr>
-        <w:t xml:space="preserve">Для простоты мы будем использовать «student2» в </w:t>
+        <w:t>Для простоты мы будем использовать «student2» в качестве пароля.</w:t>
+      </w:r>
+      <w:r>
+        <w:rPr>
+          <w:rFonts w:ascii="Times New Roman" w:hAnsi="Times New Roman" w:cs="Times New Roman"/>
+          <w:sz w:val="28"/>
+          <w:szCs w:val="28"/>
+        </w:rPr>
+        <w:t xml:space="preserve"> </w:t>
+      </w:r>
+      <w:r>
+        <w:rPr>
+          <w:rFonts w:ascii="Times New Roman" w:hAnsi="Times New Roman" w:cs="Times New Roman"/>
+          <w:sz w:val="28"/>
+          <w:szCs w:val="28"/>
+        </w:rPr>
+        <w:t>Затем добав</w:t>
+      </w:r>
+      <w:r>
+        <w:rPr>
+          <w:rFonts w:ascii="Times New Roman" w:hAnsi="Times New Roman" w:cs="Times New Roman"/>
+          <w:sz w:val="28"/>
+          <w:szCs w:val="28"/>
+        </w:rPr>
+        <w:t>им</w:t>
+      </w:r>
+      <w:r>
+        <w:rPr>
+          <w:rFonts w:ascii="Times New Roman" w:hAnsi="Times New Roman" w:cs="Times New Roman"/>
+          <w:sz w:val="28"/>
+          <w:szCs w:val="28"/>
+        </w:rPr>
+        <w:t xml:space="preserve"> student2 в группу </w:t>
+      </w:r>
+      <w:proofErr w:type="spellStart"/>
+      <w:r>
+        <w:rPr>
+          <w:rFonts w:ascii="Times New Roman" w:hAnsi="Times New Roman" w:cs="Times New Roman"/>
+          <w:sz w:val="28"/>
+          <w:szCs w:val="28"/>
+        </w:rPr>
+        <w:t>wheel</w:t>
+      </w:r>
+      <w:proofErr w:type="spellEnd"/>
+      <w:r>
+        <w:rPr>
+          <w:rFonts w:ascii="Times New Roman" w:hAnsi="Times New Roman" w:cs="Times New Roman"/>
+          <w:sz w:val="28"/>
+          <w:szCs w:val="28"/>
+        </w:rPr>
+        <w:t>.</w:t>
+      </w:r>
+      <w:r>
+        <w:rPr>
+          <w:rFonts w:ascii="Times New Roman" w:hAnsi="Times New Roman" w:cs="Times New Roman"/>
+          <w:sz w:val="28"/>
+          <w:szCs w:val="28"/>
+        </w:rPr>
+        <w:t xml:space="preserve"> </w:t>
+      </w:r>
+      <w:r>
+        <w:rPr>
+          <w:rFonts w:ascii="Times New Roman" w:hAnsi="Times New Roman" w:cs="Times New Roman"/>
+          <w:sz w:val="28"/>
+          <w:szCs w:val="28"/>
+        </w:rPr>
+        <w:t>Протестиру</w:t>
+      </w:r>
+      <w:r>
+        <w:rPr>
+          <w:rFonts w:ascii="Times New Roman" w:hAnsi="Times New Roman" w:cs="Times New Roman"/>
+          <w:sz w:val="28"/>
+          <w:szCs w:val="28"/>
+        </w:rPr>
+        <w:t>ем</w:t>
+      </w:r>
+      <w:r>
+        <w:rPr>
+          <w:rFonts w:ascii="Times New Roman" w:hAnsi="Times New Roman" w:cs="Times New Roman"/>
+          <w:sz w:val="28"/>
+          <w:szCs w:val="28"/>
+        </w:rPr>
+        <w:t xml:space="preserve"> новую учетную запись </w:t>
+      </w:r>
+      <w:r>
+        <w:rPr>
+          <w:rFonts w:ascii="Times New Roman" w:hAnsi="Times New Roman" w:cs="Times New Roman"/>
+          <w:sz w:val="28"/>
+          <w:szCs w:val="28"/>
+          <w:lang w:val="en-US"/>
+        </w:rPr>
+        <w:t>Linux</w:t>
+      </w:r>
+      <w:r>
+        <w:rPr>
+          <w:rFonts w:ascii="Times New Roman" w:hAnsi="Times New Roman" w:cs="Times New Roman"/>
+          <w:sz w:val="28"/>
+          <w:szCs w:val="28"/>
+        </w:rPr>
+        <w:t xml:space="preserve">, войдя в систему как </w:t>
+      </w:r>
+      <w:r>
+        <w:rPr>
+          <w:rFonts w:ascii="Times New Roman" w:hAnsi="Times New Roman" w:cs="Times New Roman"/>
+          <w:sz w:val="28"/>
+          <w:szCs w:val="28"/>
+          <w:lang w:val="en-US"/>
+        </w:rPr>
+        <w:t>student</w:t>
+      </w:r>
+      <w:r>
+        <w:rPr>
+          <w:rFonts w:ascii="Times New Roman" w:hAnsi="Times New Roman" w:cs="Times New Roman"/>
+          <w:sz w:val="28"/>
+          <w:szCs w:val="28"/>
+        </w:rPr>
+        <w:t>2.</w:t>
+      </w:r>
+      <w:r>
+        <w:rPr>
+          <w:rFonts w:ascii="Times New Roman" w:hAnsi="Times New Roman" w:cs="Times New Roman"/>
+          <w:sz w:val="28"/>
+          <w:szCs w:val="28"/>
+        </w:rPr>
+        <w:t xml:space="preserve"> </w:t>
+      </w:r>
+      <w:r>
+        <w:rPr>
+          <w:rFonts w:ascii="Times New Roman" w:hAnsi="Times New Roman" w:cs="Times New Roman"/>
+          <w:sz w:val="28"/>
+          <w:szCs w:val="28"/>
+        </w:rPr>
+        <w:t>Затем перейд</w:t>
+      </w:r>
+      <w:r>
+        <w:rPr>
+          <w:rFonts w:ascii="Times New Roman" w:hAnsi="Times New Roman" w:cs="Times New Roman"/>
+          <w:sz w:val="28"/>
+          <w:szCs w:val="28"/>
+        </w:rPr>
+        <w:t>ем</w:t>
+      </w:r>
+      <w:r>
+        <w:rPr>
+          <w:rFonts w:ascii="Times New Roman" w:hAnsi="Times New Roman" w:cs="Times New Roman"/>
+          <w:sz w:val="28"/>
+          <w:szCs w:val="28"/>
+        </w:rPr>
+        <w:t xml:space="preserve"> в домашний </w:t>
       </w:r>
       <w:r>
         <w:rPr>
@@ -2467,137 +2819,7 @@
           <w:szCs w:val="28"/>
         </w:rPr>
         <w:lastRenderedPageBreak/>
-        <w:t>качестве пароля.</w:t>
-      </w:r>
-      <w:r>
-        <w:rPr>
-          <w:rFonts w:ascii="Times New Roman" w:hAnsi="Times New Roman" w:cs="Times New Roman"/>
-          <w:sz w:val="28"/>
-          <w:szCs w:val="28"/>
-        </w:rPr>
-        <w:t xml:space="preserve"> </w:t>
-      </w:r>
-      <w:r>
-        <w:rPr>
-          <w:rFonts w:ascii="Times New Roman" w:hAnsi="Times New Roman" w:cs="Times New Roman"/>
-          <w:sz w:val="28"/>
-          <w:szCs w:val="28"/>
-        </w:rPr>
-        <w:t>Затем добав</w:t>
-      </w:r>
-      <w:r>
-        <w:rPr>
-          <w:rFonts w:ascii="Times New Roman" w:hAnsi="Times New Roman" w:cs="Times New Roman"/>
-          <w:sz w:val="28"/>
-          <w:szCs w:val="28"/>
-        </w:rPr>
-        <w:t>им</w:t>
-      </w:r>
-      <w:r>
-        <w:rPr>
-          <w:rFonts w:ascii="Times New Roman" w:hAnsi="Times New Roman" w:cs="Times New Roman"/>
-          <w:sz w:val="28"/>
-          <w:szCs w:val="28"/>
-        </w:rPr>
-        <w:t xml:space="preserve"> student2 в группу wheel.</w:t>
-      </w:r>
-      <w:r>
-        <w:rPr>
-          <w:rFonts w:ascii="Times New Roman" w:hAnsi="Times New Roman" w:cs="Times New Roman"/>
-          <w:sz w:val="28"/>
-          <w:szCs w:val="28"/>
-        </w:rPr>
-        <w:t xml:space="preserve"> </w:t>
-      </w:r>
-      <w:r>
-        <w:rPr>
-          <w:rFonts w:ascii="Times New Roman" w:hAnsi="Times New Roman" w:cs="Times New Roman"/>
-          <w:sz w:val="28"/>
-          <w:szCs w:val="28"/>
-        </w:rPr>
-        <w:t>Протестиру</w:t>
-      </w:r>
-      <w:r>
-        <w:rPr>
-          <w:rFonts w:ascii="Times New Roman" w:hAnsi="Times New Roman" w:cs="Times New Roman"/>
-          <w:sz w:val="28"/>
-          <w:szCs w:val="28"/>
-        </w:rPr>
-        <w:t>ем</w:t>
-      </w:r>
-      <w:r>
-        <w:rPr>
-          <w:rFonts w:ascii="Times New Roman" w:hAnsi="Times New Roman" w:cs="Times New Roman"/>
-          <w:sz w:val="28"/>
-          <w:szCs w:val="28"/>
-        </w:rPr>
-        <w:t xml:space="preserve"> новую учетную запись </w:t>
-      </w:r>
-      <w:r>
-        <w:rPr>
-          <w:rFonts w:ascii="Times New Roman" w:hAnsi="Times New Roman" w:cs="Times New Roman"/>
-          <w:sz w:val="28"/>
-          <w:szCs w:val="28"/>
-          <w:lang w:val="en-US"/>
-        </w:rPr>
-        <w:t>Linux</w:t>
-      </w:r>
-      <w:r>
-        <w:rPr>
-          <w:rFonts w:ascii="Times New Roman" w:hAnsi="Times New Roman" w:cs="Times New Roman"/>
-          <w:sz w:val="28"/>
-          <w:szCs w:val="28"/>
-        </w:rPr>
-        <w:t xml:space="preserve">, войдя в систему как </w:t>
-      </w:r>
-      <w:r>
-        <w:rPr>
-          <w:rFonts w:ascii="Times New Roman" w:hAnsi="Times New Roman" w:cs="Times New Roman"/>
-          <w:sz w:val="28"/>
-          <w:szCs w:val="28"/>
-          <w:lang w:val="en-US"/>
-        </w:rPr>
-        <w:t>student</w:t>
-      </w:r>
-      <w:r>
-        <w:rPr>
-          <w:rFonts w:ascii="Times New Roman" w:hAnsi="Times New Roman" w:cs="Times New Roman"/>
-          <w:sz w:val="28"/>
-          <w:szCs w:val="28"/>
-        </w:rPr>
-        <w:t>2.</w:t>
-      </w:r>
-      <w:r>
-        <w:rPr>
-          <w:rFonts w:ascii="Times New Roman" w:hAnsi="Times New Roman" w:cs="Times New Roman"/>
-          <w:sz w:val="28"/>
-          <w:szCs w:val="28"/>
-        </w:rPr>
-        <w:t xml:space="preserve"> </w:t>
-      </w:r>
-      <w:r>
-        <w:rPr>
-          <w:rFonts w:ascii="Times New Roman" w:hAnsi="Times New Roman" w:cs="Times New Roman"/>
-          <w:sz w:val="28"/>
-          <w:szCs w:val="28"/>
-        </w:rPr>
-        <w:t>Затем перейд</w:t>
-      </w:r>
-      <w:r>
-        <w:rPr>
-          <w:rFonts w:ascii="Times New Roman" w:hAnsi="Times New Roman" w:cs="Times New Roman"/>
-          <w:sz w:val="28"/>
-          <w:szCs w:val="28"/>
-        </w:rPr>
-        <w:t>ем</w:t>
-      </w:r>
-      <w:r>
-        <w:rPr>
-          <w:rFonts w:ascii="Times New Roman" w:hAnsi="Times New Roman" w:cs="Times New Roman"/>
-          <w:sz w:val="28"/>
-          <w:szCs w:val="28"/>
-        </w:rPr>
-        <w:t xml:space="preserve"> в домашний каталог, получи</w:t>
+        <w:t>каталог, получи</w:t>
       </w:r>
       <w:r>
         <w:rPr>
@@ -2789,6 +3011,7 @@
         </w:rPr>
         <w:t xml:space="preserve">2 остался открытым, открыт другой терминал, выполнен вход под именем </w:t>
       </w:r>
+      <w:proofErr w:type="spellStart"/>
       <w:r>
         <w:rPr>
           <w:rFonts w:ascii="Times New Roman" w:eastAsiaTheme="minorEastAsia" w:hAnsi="Times New Roman" w:cs="Times New Roman"/>
@@ -2798,6 +3021,7 @@
         </w:rPr>
         <w:t>hadoop</w:t>
       </w:r>
+      <w:proofErr w:type="spellEnd"/>
       <w:r>
         <w:rPr>
           <w:rFonts w:ascii="Times New Roman" w:eastAsiaTheme="minorEastAsia" w:hAnsi="Times New Roman" w:cs="Times New Roman"/>
@@ -2823,7 +3047,47 @@
           <w:szCs w:val="28"/>
           <w:lang w:eastAsia="ja-JP"/>
         </w:rPr>
-        <w:t xml:space="preserve"> новый каталог в /user/student2. Далее с помощью команды chown </w:t>
+        <w:t xml:space="preserve"> новый каталог в /</w:t>
+      </w:r>
+      <w:proofErr w:type="spellStart"/>
+      <w:r>
+        <w:rPr>
+          <w:rFonts w:ascii="Times New Roman" w:eastAsiaTheme="minorEastAsia" w:hAnsi="Times New Roman" w:cs="Times New Roman"/>
+          <w:sz w:val="28"/>
+          <w:szCs w:val="28"/>
+          <w:lang w:eastAsia="ja-JP"/>
+        </w:rPr>
+        <w:t>user</w:t>
+      </w:r>
+      <w:proofErr w:type="spellEnd"/>
+      <w:r>
+        <w:rPr>
+          <w:rFonts w:ascii="Times New Roman" w:eastAsiaTheme="minorEastAsia" w:hAnsi="Times New Roman" w:cs="Times New Roman"/>
+          <w:sz w:val="28"/>
+          <w:szCs w:val="28"/>
+          <w:lang w:eastAsia="ja-JP"/>
+        </w:rPr>
+        <w:t xml:space="preserve">/student2. Далее с помощью команды </w:t>
+      </w:r>
+      <w:proofErr w:type="spellStart"/>
+      <w:r>
+        <w:rPr>
+          <w:rFonts w:ascii="Times New Roman" w:eastAsiaTheme="minorEastAsia" w:hAnsi="Times New Roman" w:cs="Times New Roman"/>
+          <w:sz w:val="28"/>
+          <w:szCs w:val="28"/>
+          <w:lang w:eastAsia="ja-JP"/>
+        </w:rPr>
+        <w:t>chown</w:t>
+      </w:r>
+      <w:proofErr w:type="spellEnd"/>
+      <w:r>
+        <w:rPr>
+          <w:rFonts w:ascii="Times New Roman" w:eastAsiaTheme="minorEastAsia" w:hAnsi="Times New Roman" w:cs="Times New Roman"/>
+          <w:sz w:val="28"/>
+          <w:szCs w:val="28"/>
+          <w:lang w:eastAsia="ja-JP"/>
+        </w:rPr>
+        <w:t xml:space="preserve"> </w:t>
       </w:r>
       <w:r>
         <w:rPr>
@@ -3095,7 +3359,29 @@
           <w:szCs w:val="28"/>
           <w:lang w:eastAsia="ru-RU" w:bidi="ru-RU"/>
         </w:rPr>
-        <w:t xml:space="preserve"> его «MRtest»</w:t>
+        <w:t xml:space="preserve"> его «</w:t>
+      </w:r>
+      <w:proofErr w:type="spellStart"/>
+      <w:r>
+        <w:rPr>
+          <w:rFonts w:ascii="Times New Roman" w:eastAsia="Times New Roman" w:hAnsi="Times New Roman" w:cs="Times New Roman"/>
+          <w:color w:val="000000"/>
+          <w:sz w:val="28"/>
+          <w:szCs w:val="28"/>
+          <w:lang w:eastAsia="ru-RU" w:bidi="ru-RU"/>
+        </w:rPr>
+        <w:t>MRtest</w:t>
+      </w:r>
+      <w:proofErr w:type="spellEnd"/>
+      <w:r>
+        <w:rPr>
+          <w:rFonts w:ascii="Times New Roman" w:eastAsia="Times New Roman" w:hAnsi="Times New Roman" w:cs="Times New Roman"/>
+          <w:color w:val="000000"/>
+          <w:sz w:val="28"/>
+          <w:szCs w:val="28"/>
+          <w:lang w:eastAsia="ru-RU" w:bidi="ru-RU"/>
+        </w:rPr>
+        <w:t>»</w:t>
       </w:r>
       <w:r>
         <w:rPr>
@@ -3245,6 +3531,7 @@
         </w:rPr>
         <w:t xml:space="preserve"> </w:t>
       </w:r>
+      <w:proofErr w:type="spellStart"/>
       <w:r>
         <w:rPr>
           <w:rFonts w:ascii="Times New Roman" w:eastAsiaTheme="minorEastAsia" w:hAnsi="Times New Roman" w:cs="Times New Roman"/>
@@ -3254,6 +3541,7 @@
         </w:rPr>
         <w:t>MRtest</w:t>
       </w:r>
+      <w:proofErr w:type="spellEnd"/>
     </w:p>
     <w:p>
       <w:pPr>
@@ -3648,8 +3936,19 @@
           <w:szCs w:val="28"/>
           <w:lang w:eastAsia="ja-JP"/>
         </w:rPr>
-        <w:t>файл книги в каталог MRtest</w:t>
-      </w:r>
+        <w:t xml:space="preserve">файл книги в каталог </w:t>
+      </w:r>
+      <w:proofErr w:type="spellStart"/>
+      <w:r>
+        <w:rPr>
+          <w:rFonts w:ascii="Times New Roman" w:eastAsiaTheme="minorEastAsia" w:hAnsi="Times New Roman" w:cs="Times New Roman"/>
+          <w:sz w:val="28"/>
+          <w:szCs w:val="28"/>
+          <w:lang w:eastAsia="ja-JP"/>
+        </w:rPr>
+        <w:t>MRtest</w:t>
+      </w:r>
+      <w:proofErr w:type="spellEnd"/>
       <w:r>
         <w:rPr>
           <w:rFonts w:ascii="Times New Roman" w:eastAsiaTheme="minorEastAsia" w:hAnsi="Times New Roman" w:cs="Times New Roman"/>
@@ -3788,6 +4087,7 @@
         </w:rPr>
         <w:t xml:space="preserve">Перемещение файла в </w:t>
       </w:r>
+      <w:proofErr w:type="spellStart"/>
       <w:r>
         <w:rPr>
           <w:rFonts w:ascii="Times New Roman" w:eastAsiaTheme="minorEastAsia" w:hAnsi="Times New Roman" w:cs="Times New Roman"/>
@@ -3797,6 +4097,7 @@
         </w:rPr>
         <w:t>MRtest</w:t>
       </w:r>
+      <w:proofErr w:type="spellEnd"/>
     </w:p>
     <w:p>
       <w:pPr>
@@ -3881,6 +4182,7 @@
         </w:rPr>
         <w:t xml:space="preserve">был откроем веб-интерфейс </w:t>
       </w:r>
+      <w:proofErr w:type="spellStart"/>
       <w:r>
         <w:rPr>
           <w:rFonts w:ascii="Times New Roman" w:eastAsia="Times New Roman" w:hAnsi="Times New Roman" w:cs="Times New Roman"/>
@@ -3892,6 +4194,7 @@
         </w:rPr>
         <w:t>Namenode</w:t>
       </w:r>
+      <w:proofErr w:type="spellEnd"/>
       <w:r>
         <w:rPr>
           <w:rFonts w:ascii="Times New Roman" w:eastAsia="Times New Roman" w:hAnsi="Times New Roman" w:cs="Times New Roman"/>
@@ -4262,6 +4565,7 @@
         </w:rPr>
         <w:t xml:space="preserve">Вкладка </w:t>
       </w:r>
+      <w:proofErr w:type="spellStart"/>
       <w:r>
         <w:rPr>
           <w:rFonts w:ascii="Times New Roman" w:eastAsiaTheme="minorEastAsia" w:hAnsi="Times New Roman" w:cs="Times New Roman"/>
@@ -4271,6 +4575,7 @@
         </w:rPr>
         <w:t>Datanode</w:t>
       </w:r>
+      <w:proofErr w:type="spellEnd"/>
     </w:p>
     <w:p>
       <w:pPr>
@@ -4405,6 +4710,7 @@
         </w:rPr>
         <w:t xml:space="preserve"> </w:t>
       </w:r>
+      <w:proofErr w:type="spellStart"/>
       <w:r>
         <w:rPr>
           <w:rFonts w:ascii="Times New Roman" w:eastAsiaTheme="minorEastAsia" w:hAnsi="Times New Roman" w:cs="Times New Roman"/>
@@ -4412,7 +4718,17 @@
           <w:bCs/>
           <w:lang w:val="en-US" w:eastAsia="ja-JP"/>
         </w:rPr>
-        <w:t>Datanode Volume Failures</w:t>
+        <w:t>Datanode</w:t>
+      </w:r>
+      <w:proofErr w:type="spellEnd"/>
+      <w:r>
+        <w:rPr>
+          <w:rFonts w:ascii="Times New Roman" w:eastAsiaTheme="minorEastAsia" w:hAnsi="Times New Roman" w:cs="Times New Roman"/>
+          <w:b/>
+          <w:bCs/>
+          <w:lang w:val="en-US" w:eastAsia="ja-JP"/>
+        </w:rPr>
+        <w:t xml:space="preserve"> Volume Failures</w:t>
       </w:r>
     </w:p>
     <w:p>
@@ -5523,6 +5839,7 @@
         <w:lastRenderedPageBreak/>
         <w:t xml:space="preserve">Откроем терминал, войдем под именем </w:t>
       </w:r>
+      <w:proofErr w:type="spellStart"/>
       <w:r>
         <w:rPr>
           <w:rFonts w:ascii="Times New Roman" w:hAnsi="Times New Roman" w:cs="Times New Roman"/>
@@ -5534,6 +5851,7 @@
         </w:rPr>
         <w:t>hadoop</w:t>
       </w:r>
+      <w:proofErr w:type="spellEnd"/>
       <w:r>
         <w:rPr>
           <w:rFonts w:ascii="Times New Roman" w:hAnsi="Times New Roman" w:cs="Times New Roman"/>
@@ -6326,7 +6644,7 @@
           <w:color w:val="000000"/>
           <w:sz w:val="32"/>
           <w:szCs w:val="32"/>
-          <w:lang w:val="en-US" w:eastAsia="ru-RU" w:bidi="ru-RU"/>
+          <w:lang w:eastAsia="ru-RU" w:bidi="ru-RU"/>
         </w:rPr>
       </w:pPr>
       <w:r>
@@ -6396,31 +6714,7 @@
           <w:sz w:val="28"/>
           <w:szCs w:val="28"/>
         </w:rPr>
-        <w:t>Откроем</w:t>
-      </w:r>
-      <w:r>
-        <w:rPr>
-          <w:rFonts w:ascii="Times New Roman" w:hAnsi="Times New Roman" w:cs="Times New Roman"/>
-          <w:sz w:val="28"/>
-          <w:szCs w:val="28"/>
-        </w:rPr>
-        <w:t xml:space="preserve"> новый терминал, в</w:t>
-      </w:r>
-      <w:r>
-        <w:rPr>
-          <w:rFonts w:ascii="Times New Roman" w:hAnsi="Times New Roman" w:cs="Times New Roman"/>
-          <w:sz w:val="28"/>
-          <w:szCs w:val="28"/>
-        </w:rPr>
-        <w:t>ойдем</w:t>
-      </w:r>
-      <w:r>
-        <w:rPr>
-          <w:rFonts w:ascii="Times New Roman" w:hAnsi="Times New Roman" w:cs="Times New Roman"/>
-          <w:sz w:val="28"/>
-          <w:szCs w:val="28"/>
-        </w:rPr>
-        <w:t xml:space="preserve"> под </w:t>
+        <w:t xml:space="preserve">Откроем новый терминал, войдем под </w:t>
       </w:r>
       <w:r>
         <w:rPr>
@@ -6440,6 +6734,7 @@
         </w:rPr>
         <w:t xml:space="preserve"> и запустим </w:t>
       </w:r>
+      <w:proofErr w:type="spellStart"/>
       <w:r>
         <w:rPr>
           <w:rFonts w:ascii="Times New Roman" w:hAnsi="Times New Roman" w:cs="Times New Roman"/>
@@ -6449,6 +6744,7 @@
         </w:rPr>
         <w:t>historyserver</w:t>
       </w:r>
+      <w:proofErr w:type="spellEnd"/>
       <w:r>
         <w:rPr>
           <w:rFonts w:ascii="Times New Roman" w:hAnsi="Times New Roman" w:cs="Times New Roman"/>
@@ -6480,15 +6776,7 @@
           <w:sz w:val="28"/>
           <w:szCs w:val="28"/>
         </w:rPr>
-        <w:t>5</w:t>
-      </w:r>
-      <w:r>
-        <w:rPr>
-          <w:rFonts w:ascii="Times New Roman" w:hAnsi="Times New Roman" w:cs="Times New Roman"/>
-          <w:sz w:val="28"/>
-          <w:szCs w:val="28"/>
-        </w:rPr>
-        <w:t>)</w:t>
+        <w:t>5)</w:t>
       </w:r>
       <w:r>
         <w:rPr>
@@ -6513,6 +6801,7 @@
       <w:r>
         <w:rPr>
           <w:rFonts w:ascii="Times New Roman" w:hAnsi="Times New Roman" w:cs="Times New Roman"/>
+          <w:noProof/>
           <w:color w:val="000000"/>
           <w:sz w:val="28"/>
           <w:szCs w:val="28"/>
@@ -6562,72 +6851,65 @@
           <w:rFonts w:ascii="Times New Roman" w:eastAsiaTheme="minorEastAsia" w:hAnsi="Times New Roman" w:cs="Times New Roman"/>
           <w:b/>
           <w:bCs/>
+          <w:lang w:eastAsia="ja-JP"/>
+        </w:rPr>
+      </w:pPr>
+      <w:r>
+        <w:rPr>
+          <w:rFonts w:ascii="Times New Roman" w:eastAsiaTheme="minorEastAsia" w:hAnsi="Times New Roman" w:cs="Times New Roman"/>
+          <w:b/>
+          <w:bCs/>
+          <w:lang w:eastAsia="ja-JP"/>
+        </w:rPr>
+        <w:t xml:space="preserve">Рисунок </w:t>
+      </w:r>
+      <w:r>
+        <w:rPr>
+          <w:rFonts w:ascii="Times New Roman" w:eastAsiaTheme="minorEastAsia" w:hAnsi="Times New Roman" w:cs="Times New Roman"/>
+          <w:b/>
+          <w:bCs/>
+          <w:lang w:eastAsia="ja-JP"/>
+        </w:rPr>
+        <w:t>2</w:t>
+      </w:r>
+      <w:r>
+        <w:rPr>
+          <w:rFonts w:ascii="Times New Roman" w:eastAsiaTheme="minorEastAsia" w:hAnsi="Times New Roman" w:cs="Times New Roman"/>
+          <w:b/>
+          <w:bCs/>
+          <w:lang w:eastAsia="ja-JP"/>
+        </w:rPr>
+        <w:t xml:space="preserve">5 </w:t>
+      </w:r>
+      <w:r>
+        <w:rPr>
+          <w:rFonts w:ascii="Times New Roman" w:eastAsiaTheme="minorEastAsia" w:hAnsi="Times New Roman" w:cs="Times New Roman"/>
+          <w:b/>
+          <w:bCs/>
+          <w:lang w:eastAsia="ja-JP"/>
+        </w:rPr>
+        <w:t xml:space="preserve">– </w:t>
+      </w:r>
+      <w:r>
+        <w:rPr>
+          <w:rFonts w:ascii="Times New Roman" w:eastAsiaTheme="minorEastAsia" w:hAnsi="Times New Roman" w:cs="Times New Roman"/>
+          <w:b/>
+          <w:bCs/>
+          <w:lang w:eastAsia="ja-JP"/>
+        </w:rPr>
+        <w:t xml:space="preserve">Запуск </w:t>
+      </w:r>
+      <w:proofErr w:type="spellStart"/>
+      <w:r>
+        <w:rPr>
+          <w:rFonts w:ascii="Times New Roman" w:eastAsiaTheme="minorEastAsia" w:hAnsi="Times New Roman" w:cs="Times New Roman"/>
+          <w:b/>
+          <w:bCs/>
           <w:lang w:val="en-US" w:eastAsia="ja-JP"/>
         </w:rPr>
-      </w:pPr>
-      <w:r>
-        <w:rPr>
-          <w:rFonts w:ascii="Times New Roman" w:eastAsiaTheme="minorEastAsia" w:hAnsi="Times New Roman" w:cs="Times New Roman"/>
-          <w:b/>
-          <w:bCs/>
-          <w:lang w:eastAsia="ja-JP"/>
-        </w:rPr>
-        <w:t xml:space="preserve">Рисунок </w:t>
-      </w:r>
-      <w:r>
-        <w:rPr>
-          <w:rFonts w:ascii="Times New Roman" w:eastAsiaTheme="minorEastAsia" w:hAnsi="Times New Roman" w:cs="Times New Roman"/>
-          <w:b/>
-          <w:bCs/>
-          <w:lang w:eastAsia="ja-JP"/>
-        </w:rPr>
-        <w:t>2</w:t>
-      </w:r>
-      <w:r>
-        <w:rPr>
-          <w:rFonts w:ascii="Times New Roman" w:eastAsiaTheme="minorEastAsia" w:hAnsi="Times New Roman" w:cs="Times New Roman"/>
-          <w:b/>
-          <w:bCs/>
-          <w:lang w:eastAsia="ja-JP"/>
-        </w:rPr>
-        <w:t>5</w:t>
-      </w:r>
-      <w:r>
-        <w:rPr>
-          <w:rFonts w:ascii="Times New Roman" w:eastAsiaTheme="minorEastAsia" w:hAnsi="Times New Roman" w:cs="Times New Roman"/>
-          <w:b/>
-          <w:bCs/>
-          <w:lang w:eastAsia="ja-JP"/>
-        </w:rPr>
-        <w:t xml:space="preserve"> </w:t>
-      </w:r>
-      <w:r>
-        <w:rPr>
-          <w:rFonts w:ascii="Times New Roman" w:eastAsiaTheme="minorEastAsia" w:hAnsi="Times New Roman" w:cs="Times New Roman"/>
-          <w:b/>
-          <w:bCs/>
-          <w:lang w:eastAsia="ja-JP"/>
-        </w:rPr>
-        <w:t xml:space="preserve">– </w:t>
-      </w:r>
-      <w:r>
-        <w:rPr>
-          <w:rFonts w:ascii="Times New Roman" w:eastAsiaTheme="minorEastAsia" w:hAnsi="Times New Roman" w:cs="Times New Roman"/>
-          <w:b/>
-          <w:bCs/>
-          <w:lang w:eastAsia="ja-JP"/>
-        </w:rPr>
-        <w:t xml:space="preserve">Запуск </w:t>
-      </w:r>
-      <w:r>
-        <w:rPr>
-          <w:rFonts w:ascii="Times New Roman" w:eastAsiaTheme="minorEastAsia" w:hAnsi="Times New Roman" w:cs="Times New Roman"/>
-          <w:b/>
-          <w:bCs/>
-          <w:lang w:val="en-US" w:eastAsia="ja-JP"/>
-        </w:rPr>
         <w:t>historyserver</w:t>
       </w:r>
+      <w:proofErr w:type="spellEnd"/>
     </w:p>
     <w:p>
       <w:pPr>
@@ -6636,7 +6918,7 @@
           <w:rFonts w:ascii="Times New Roman" w:eastAsiaTheme="minorEastAsia" w:hAnsi="Times New Roman" w:cs="Times New Roman"/>
           <w:b/>
           <w:bCs/>
-          <w:lang w:val="en-US" w:eastAsia="ja-JP"/>
+          <w:lang w:eastAsia="ja-JP"/>
         </w:rPr>
       </w:pPr>
     </w:p>
@@ -6657,15 +6939,7 @@
           <w:sz w:val="28"/>
           <w:szCs w:val="28"/>
         </w:rPr>
-        <w:t>Откроем</w:t>
-      </w:r>
-      <w:r>
-        <w:rPr>
-          <w:rFonts w:ascii="Times New Roman" w:hAnsi="Times New Roman" w:cs="Times New Roman"/>
-          <w:sz w:val="28"/>
-          <w:szCs w:val="28"/>
-        </w:rPr>
-        <w:t xml:space="preserve"> новый терминал под именем </w:t>
+        <w:t xml:space="preserve">Откроем новый терминал под именем </w:t>
       </w:r>
       <w:r>
         <w:rPr>
@@ -6682,24 +6956,9 @@
           <w:sz w:val="28"/>
           <w:szCs w:val="28"/>
         </w:rPr>
-        <w:t xml:space="preserve"> и </w:t>
-      </w:r>
-      <w:r>
-        <w:rPr>
-          <w:rFonts w:ascii="Times New Roman" w:hAnsi="Times New Roman" w:cs="Times New Roman"/>
-          <w:sz w:val="28"/>
-          <w:szCs w:val="28"/>
-        </w:rPr>
-        <w:t>перейдем в</w:t>
-      </w:r>
-      <w:r>
-        <w:rPr>
-          <w:rFonts w:ascii="Times New Roman" w:hAnsi="Times New Roman" w:cs="Times New Roman"/>
-          <w:sz w:val="28"/>
-          <w:szCs w:val="28"/>
-        </w:rPr>
-        <w:t xml:space="preserve"> каталог </w:t>
-      </w:r>
+        <w:t xml:space="preserve"> и перейдем в каталог </w:t>
+      </w:r>
+      <w:proofErr w:type="spellStart"/>
       <w:r>
         <w:rPr>
           <w:rFonts w:ascii="Times New Roman" w:hAnsi="Times New Roman" w:cs="Times New Roman"/>
@@ -6709,6 +6968,7 @@
         </w:rPr>
         <w:t>mapreduce</w:t>
       </w:r>
+      <w:proofErr w:type="spellEnd"/>
       <w:r>
         <w:rPr>
           <w:rFonts w:ascii="Times New Roman" w:hAnsi="Times New Roman" w:cs="Times New Roman"/>
@@ -6723,23 +6983,7 @@
           <w:sz w:val="28"/>
           <w:szCs w:val="28"/>
         </w:rPr>
-        <w:t>и запу</w:t>
-      </w:r>
-      <w:r>
-        <w:rPr>
-          <w:rFonts w:ascii="Times New Roman" w:hAnsi="Times New Roman" w:cs="Times New Roman"/>
-          <w:sz w:val="28"/>
-          <w:szCs w:val="28"/>
-        </w:rPr>
-        <w:t>стим</w:t>
-      </w:r>
-      <w:r>
-        <w:rPr>
-          <w:rFonts w:ascii="Times New Roman" w:hAnsi="Times New Roman" w:cs="Times New Roman"/>
-          <w:sz w:val="28"/>
-          <w:szCs w:val="28"/>
-        </w:rPr>
-        <w:t xml:space="preserve"> </w:t>
+        <w:t xml:space="preserve">и запустим </w:t>
       </w:r>
       <w:r>
         <w:rPr>
@@ -6764,39 +7008,7 @@
           <w:sz w:val="28"/>
           <w:szCs w:val="28"/>
         </w:rPr>
-        <w:t>файл с параметром подсчета слов (Рисун</w:t>
-      </w:r>
-      <w:r>
-        <w:rPr>
-          <w:rFonts w:ascii="Times New Roman" w:hAnsi="Times New Roman" w:cs="Times New Roman"/>
-          <w:sz w:val="28"/>
-          <w:szCs w:val="28"/>
-        </w:rPr>
-        <w:t>ок</w:t>
-      </w:r>
-      <w:r>
-        <w:rPr>
-          <w:rFonts w:ascii="Times New Roman" w:hAnsi="Times New Roman" w:cs="Times New Roman"/>
-          <w:sz w:val="28"/>
-          <w:szCs w:val="28"/>
-        </w:rPr>
-        <w:t xml:space="preserve"> 2</w:t>
-      </w:r>
-      <w:r>
-        <w:rPr>
-          <w:rFonts w:ascii="Times New Roman" w:hAnsi="Times New Roman" w:cs="Times New Roman"/>
-          <w:sz w:val="28"/>
-          <w:szCs w:val="28"/>
-        </w:rPr>
-        <w:t>6</w:t>
-      </w:r>
-      <w:r>
-        <w:rPr>
-          <w:rFonts w:ascii="Times New Roman" w:hAnsi="Times New Roman" w:cs="Times New Roman"/>
-          <w:sz w:val="28"/>
-          <w:szCs w:val="28"/>
-        </w:rPr>
-        <w:t>).</w:t>
+        <w:t>файл с параметром подсчета слов (Рисунок 26).</w:t>
       </w:r>
     </w:p>
     <w:p>
@@ -6814,6 +7026,7 @@
           <w:rFonts w:ascii="Times New Roman" w:eastAsiaTheme="minorEastAsia" w:hAnsi="Times New Roman" w:cs="Times New Roman"/>
           <w:b/>
           <w:bCs/>
+          <w:noProof/>
           <w:lang w:val="en-US" w:eastAsia="ja-JP"/>
         </w:rPr>
         <w:drawing>
@@ -6915,7 +7128,16 @@
           <w:bCs/>
           <w:lang w:val="en-US" w:eastAsia="ja-JP"/>
         </w:rPr>
-        <w:t>jar-</w:t>
+        <w:t>jar</w:t>
+      </w:r>
+      <w:r>
+        <w:rPr>
+          <w:rFonts w:ascii="Times New Roman" w:eastAsiaTheme="minorEastAsia" w:hAnsi="Times New Roman" w:cs="Times New Roman"/>
+          <w:b/>
+          <w:bCs/>
+          <w:lang w:eastAsia="ja-JP"/>
+        </w:rPr>
+        <w:t>-</w:t>
       </w:r>
       <w:r>
         <w:rPr>
@@ -7091,6 +7313,7 @@
           <w:rFonts w:ascii="Times New Roman" w:eastAsiaTheme="minorEastAsia" w:hAnsi="Times New Roman" w:cs="Times New Roman"/>
           <w:b/>
           <w:bCs/>
+          <w:noProof/>
           <w:lang w:eastAsia="ja-JP"/>
         </w:rPr>
         <w:lastRenderedPageBreak/>
@@ -7138,61 +7361,61 @@
           <w:rFonts w:ascii="Times New Roman" w:eastAsiaTheme="minorEastAsia" w:hAnsi="Times New Roman" w:cs="Times New Roman"/>
           <w:b/>
           <w:bCs/>
+          <w:lang w:eastAsia="ja-JP"/>
+        </w:rPr>
+      </w:pPr>
+      <w:r>
+        <w:rPr>
+          <w:rFonts w:ascii="Times New Roman" w:eastAsiaTheme="minorEastAsia" w:hAnsi="Times New Roman" w:cs="Times New Roman"/>
+          <w:b/>
+          <w:bCs/>
+          <w:lang w:eastAsia="ja-JP"/>
+        </w:rPr>
+        <w:t xml:space="preserve">Рисунок </w:t>
+      </w:r>
+      <w:r>
+        <w:rPr>
+          <w:rFonts w:ascii="Times New Roman" w:eastAsiaTheme="minorEastAsia" w:hAnsi="Times New Roman" w:cs="Times New Roman"/>
+          <w:b/>
+          <w:bCs/>
+          <w:lang w:eastAsia="ja-JP"/>
+        </w:rPr>
+        <w:t>2</w:t>
+      </w:r>
+      <w:r>
+        <w:rPr>
+          <w:rFonts w:ascii="Times New Roman" w:eastAsiaTheme="minorEastAsia" w:hAnsi="Times New Roman" w:cs="Times New Roman"/>
+          <w:b/>
+          <w:bCs/>
+          <w:lang w:eastAsia="ja-JP"/>
+        </w:rPr>
+        <w:t>7</w:t>
+      </w:r>
+      <w:r>
+        <w:rPr>
+          <w:rFonts w:ascii="Times New Roman" w:eastAsiaTheme="minorEastAsia" w:hAnsi="Times New Roman" w:cs="Times New Roman"/>
+          <w:b/>
+          <w:bCs/>
+          <w:lang w:eastAsia="ja-JP"/>
+        </w:rPr>
+        <w:t xml:space="preserve">– </w:t>
+      </w:r>
+      <w:r>
+        <w:rPr>
+          <w:rFonts w:ascii="Times New Roman" w:eastAsiaTheme="minorEastAsia" w:hAnsi="Times New Roman" w:cs="Times New Roman"/>
+          <w:b/>
+          <w:bCs/>
+          <w:lang w:eastAsia="ja-JP"/>
+        </w:rPr>
+        <w:t xml:space="preserve">Веб-интерфейс </w:t>
+      </w:r>
+      <w:r>
+        <w:rPr>
+          <w:rFonts w:ascii="Times New Roman" w:eastAsiaTheme="minorEastAsia" w:hAnsi="Times New Roman" w:cs="Times New Roman"/>
+          <w:b/>
+          <w:bCs/>
           <w:lang w:val="en-US" w:eastAsia="ja-JP"/>
         </w:rPr>
-      </w:pPr>
-      <w:r>
-        <w:rPr>
-          <w:rFonts w:ascii="Times New Roman" w:eastAsiaTheme="minorEastAsia" w:hAnsi="Times New Roman" w:cs="Times New Roman"/>
-          <w:b/>
-          <w:bCs/>
-          <w:lang w:eastAsia="ja-JP"/>
-        </w:rPr>
-        <w:t xml:space="preserve">Рисунок </w:t>
-      </w:r>
-      <w:r>
-        <w:rPr>
-          <w:rFonts w:ascii="Times New Roman" w:eastAsiaTheme="minorEastAsia" w:hAnsi="Times New Roman" w:cs="Times New Roman"/>
-          <w:b/>
-          <w:bCs/>
-          <w:lang w:eastAsia="ja-JP"/>
-        </w:rPr>
-        <w:t>2</w:t>
-      </w:r>
-      <w:r>
-        <w:rPr>
-          <w:rFonts w:ascii="Times New Roman" w:eastAsiaTheme="minorEastAsia" w:hAnsi="Times New Roman" w:cs="Times New Roman"/>
-          <w:b/>
-          <w:bCs/>
-          <w:lang w:eastAsia="ja-JP"/>
-        </w:rPr>
-        <w:t>7</w:t>
-      </w:r>
-      <w:r>
-        <w:rPr>
-          <w:rFonts w:ascii="Times New Roman" w:eastAsiaTheme="minorEastAsia" w:hAnsi="Times New Roman" w:cs="Times New Roman"/>
-          <w:b/>
-          <w:bCs/>
-          <w:lang w:eastAsia="ja-JP"/>
-        </w:rPr>
-        <w:t xml:space="preserve">– </w:t>
-      </w:r>
-      <w:r>
-        <w:rPr>
-          <w:rFonts w:ascii="Times New Roman" w:eastAsiaTheme="minorEastAsia" w:hAnsi="Times New Roman" w:cs="Times New Roman"/>
-          <w:b/>
-          <w:bCs/>
-          <w:lang w:eastAsia="ja-JP"/>
-        </w:rPr>
-        <w:t xml:space="preserve">Веб-интерфейс </w:t>
-      </w:r>
-      <w:r>
-        <w:rPr>
-          <w:rFonts w:ascii="Times New Roman" w:eastAsiaTheme="minorEastAsia" w:hAnsi="Times New Roman" w:cs="Times New Roman"/>
-          <w:b/>
-          <w:bCs/>
-          <w:lang w:val="en-US" w:eastAsia="ja-JP"/>
-        </w:rPr>
         <w:t>YARN</w:t>
       </w:r>
     </w:p>
@@ -7203,7 +7426,7 @@
           <w:rFonts w:ascii="Times New Roman" w:eastAsiaTheme="minorEastAsia" w:hAnsi="Times New Roman" w:cs="Times New Roman"/>
           <w:b/>
           <w:bCs/>
-          <w:lang w:val="en-US" w:eastAsia="ja-JP"/>
+          <w:lang w:eastAsia="ja-JP"/>
         </w:rPr>
       </w:pPr>
     </w:p>
@@ -7388,16 +7611,7 @@
           <w:szCs w:val="28"/>
           <w:lang w:eastAsia="ja-JP"/>
         </w:rPr>
-        <w:t>)</w:t>
-      </w:r>
-      <w:r>
-        <w:rPr>
-          <w:rFonts w:ascii="Times New Roman" w:eastAsiaTheme="minorEastAsia" w:hAnsi="Times New Roman" w:cs="Times New Roman"/>
-          <w:sz w:val="28"/>
-          <w:szCs w:val="28"/>
-          <w:lang w:eastAsia="ja-JP"/>
-        </w:rPr>
-        <w:t xml:space="preserve"> (</w:t>
+        <w:t>) (</w:t>
       </w:r>
       <w:r>
         <w:rPr>
@@ -7415,25 +7629,7 @@
           <w:szCs w:val="28"/>
           <w:lang w:eastAsia="ja-JP"/>
         </w:rPr>
-        <w:t xml:space="preserve"> 2</w:t>
-      </w:r>
-      <w:r>
-        <w:rPr>
-          <w:rFonts w:ascii="Times New Roman" w:eastAsiaTheme="minorEastAsia" w:hAnsi="Times New Roman" w:cs="Times New Roman"/>
-          <w:sz w:val="28"/>
-          <w:szCs w:val="28"/>
-          <w:lang w:eastAsia="ja-JP"/>
-        </w:rPr>
-        <w:t>8</w:t>
-      </w:r>
-      <w:r>
-        <w:rPr>
-          <w:rFonts w:ascii="Times New Roman" w:eastAsiaTheme="minorEastAsia" w:hAnsi="Times New Roman" w:cs="Times New Roman"/>
-          <w:sz w:val="28"/>
-          <w:szCs w:val="28"/>
-          <w:lang w:eastAsia="ja-JP"/>
-        </w:rPr>
-        <w:t>).</w:t>
+        <w:t xml:space="preserve"> 28).</w:t>
       </w:r>
     </w:p>
     <w:p>
@@ -7450,6 +7646,7 @@
       <w:r>
         <w:rPr>
           <w:rFonts w:ascii="Times New Roman" w:hAnsi="Times New Roman" w:cs="Times New Roman"/>
+          <w:noProof/>
           <w:color w:val="000000"/>
           <w:sz w:val="28"/>
           <w:szCs w:val="28"/>
@@ -7499,44 +7696,62 @@
           <w:rFonts w:ascii="Times New Roman" w:eastAsiaTheme="minorEastAsia" w:hAnsi="Times New Roman" w:cs="Times New Roman"/>
           <w:b/>
           <w:bCs/>
+          <w:lang w:eastAsia="ja-JP"/>
+        </w:rPr>
+      </w:pPr>
+      <w:r>
+        <w:rPr>
+          <w:rFonts w:ascii="Times New Roman" w:eastAsiaTheme="minorEastAsia" w:hAnsi="Times New Roman" w:cs="Times New Roman"/>
+          <w:b/>
+          <w:bCs/>
+          <w:lang w:eastAsia="ja-JP"/>
+        </w:rPr>
+        <w:t xml:space="preserve">Рисунок </w:t>
+      </w:r>
+      <w:r>
+        <w:rPr>
+          <w:rFonts w:ascii="Times New Roman" w:eastAsiaTheme="minorEastAsia" w:hAnsi="Times New Roman" w:cs="Times New Roman"/>
+          <w:b/>
+          <w:bCs/>
+          <w:lang w:eastAsia="ja-JP"/>
+        </w:rPr>
+        <w:t>2</w:t>
+      </w:r>
+      <w:r>
+        <w:rPr>
+          <w:rFonts w:ascii="Times New Roman" w:eastAsiaTheme="minorEastAsia" w:hAnsi="Times New Roman" w:cs="Times New Roman"/>
+          <w:b/>
+          <w:bCs/>
+          <w:lang w:eastAsia="ja-JP"/>
+        </w:rPr>
+        <w:t xml:space="preserve">8 </w:t>
+      </w:r>
+      <w:r>
+        <w:rPr>
+          <w:rFonts w:ascii="Times New Roman" w:eastAsiaTheme="minorEastAsia" w:hAnsi="Times New Roman" w:cs="Times New Roman"/>
+          <w:b/>
+          <w:bCs/>
+          <w:lang w:eastAsia="ja-JP"/>
+        </w:rPr>
+        <w:t xml:space="preserve">– </w:t>
+      </w:r>
+      <w:r>
+        <w:rPr>
+          <w:rFonts w:ascii="Times New Roman" w:eastAsiaTheme="minorEastAsia" w:hAnsi="Times New Roman" w:cs="Times New Roman"/>
+          <w:b/>
+          <w:bCs/>
           <w:lang w:val="en-US" w:eastAsia="ja-JP"/>
         </w:rPr>
-      </w:pPr>
-      <w:r>
-        <w:rPr>
-          <w:rFonts w:ascii="Times New Roman" w:eastAsiaTheme="minorEastAsia" w:hAnsi="Times New Roman" w:cs="Times New Roman"/>
-          <w:b/>
-          <w:bCs/>
-          <w:lang w:eastAsia="ja-JP"/>
-        </w:rPr>
-        <w:t xml:space="preserve">Рисунок </w:t>
-      </w:r>
-      <w:r>
-        <w:rPr>
-          <w:rFonts w:ascii="Times New Roman" w:eastAsiaTheme="minorEastAsia" w:hAnsi="Times New Roman" w:cs="Times New Roman"/>
-          <w:b/>
-          <w:bCs/>
-          <w:lang w:eastAsia="ja-JP"/>
-        </w:rPr>
-        <w:t>2</w:t>
-      </w:r>
-      <w:r>
-        <w:rPr>
-          <w:rFonts w:ascii="Times New Roman" w:eastAsiaTheme="minorEastAsia" w:hAnsi="Times New Roman" w:cs="Times New Roman"/>
-          <w:b/>
-          <w:bCs/>
-          <w:lang w:eastAsia="ja-JP"/>
-        </w:rPr>
-        <w:t xml:space="preserve">8 </w:t>
-      </w:r>
-      <w:r>
-        <w:rPr>
-          <w:rFonts w:ascii="Times New Roman" w:eastAsiaTheme="minorEastAsia" w:hAnsi="Times New Roman" w:cs="Times New Roman"/>
-          <w:b/>
-          <w:bCs/>
-          <w:lang w:eastAsia="ja-JP"/>
-        </w:rPr>
-        <w:t xml:space="preserve">– </w:t>
+        <w:t>Application</w:t>
+      </w:r>
+      <w:r>
+        <w:rPr>
+          <w:rFonts w:ascii="Times New Roman" w:eastAsiaTheme="minorEastAsia" w:hAnsi="Times New Roman" w:cs="Times New Roman"/>
+          <w:b/>
+          <w:bCs/>
+          <w:lang w:eastAsia="ja-JP"/>
+        </w:rPr>
+        <w:t xml:space="preserve"> </w:t>
       </w:r>
       <w:r>
         <w:rPr>
@@ -7545,7 +7760,7 @@
           <w:bCs/>
           <w:lang w:val="en-US" w:eastAsia="ja-JP"/>
         </w:rPr>
-        <w:t>Application Master</w:t>
+        <w:t>Master</w:t>
       </w:r>
     </w:p>
     <w:p>
@@ -7630,6 +7845,7 @@
       <w:r>
         <w:rPr>
           <w:rFonts w:ascii="Times New Roman" w:hAnsi="Times New Roman" w:cs="Times New Roman"/>
+          <w:noProof/>
           <w:color w:val="000000"/>
           <w:sz w:val="28"/>
           <w:szCs w:val="28"/>
@@ -7707,16 +7923,7 @@
           <w:bCs/>
           <w:lang w:eastAsia="ja-JP"/>
         </w:rPr>
-        <w:t>9</w:t>
-      </w:r>
-      <w:r>
-        <w:rPr>
-          <w:rFonts w:ascii="Times New Roman" w:eastAsiaTheme="minorEastAsia" w:hAnsi="Times New Roman" w:cs="Times New Roman"/>
-          <w:b/>
-          <w:bCs/>
-          <w:lang w:eastAsia="ja-JP"/>
-        </w:rPr>
-        <w:t xml:space="preserve"> </w:t>
+        <w:t xml:space="preserve">9 </w:t>
       </w:r>
       <w:r>
         <w:rPr>
@@ -7785,25 +7992,7 @@
           <w:szCs w:val="28"/>
           <w:lang w:eastAsia="ja-JP"/>
         </w:rPr>
-        <w:t>хост узла</w:t>
-      </w:r>
-      <w:r>
-        <w:rPr>
-          <w:rFonts w:ascii="Times New Roman" w:eastAsiaTheme="minorEastAsia" w:hAnsi="Times New Roman" w:cs="Times New Roman"/>
-          <w:sz w:val="28"/>
-          <w:szCs w:val="28"/>
-          <w:lang w:eastAsia="ja-JP"/>
-        </w:rPr>
-        <w:t>, чтобы</w:t>
-      </w:r>
-      <w:r>
-        <w:rPr>
-          <w:rFonts w:ascii="Times New Roman" w:eastAsiaTheme="minorEastAsia" w:hAnsi="Times New Roman" w:cs="Times New Roman"/>
-          <w:sz w:val="28"/>
-          <w:szCs w:val="28"/>
-          <w:lang w:eastAsia="ja-JP"/>
-        </w:rPr>
-        <w:t xml:space="preserve"> узнать ресурсы контейнера, выделенные для задания</w:t>
+        <w:t>хост узла, чтобы узнать ресурсы контейнера, выделенные для задания</w:t>
       </w:r>
       <w:r>
         <w:rPr>
@@ -7846,6 +8035,7 @@
       <w:r>
         <w:rPr>
           <w:rFonts w:ascii="Times New Roman" w:eastAsiaTheme="minorEastAsia" w:hAnsi="Times New Roman" w:cs="Times New Roman"/>
+          <w:noProof/>
           <w:sz w:val="28"/>
           <w:szCs w:val="28"/>
           <w:lang w:eastAsia="ja-JP"/>
@@ -7913,16 +8103,7 @@
           <w:bCs/>
           <w:lang w:eastAsia="ja-JP"/>
         </w:rPr>
-        <w:t>30</w:t>
-      </w:r>
-      <w:r>
-        <w:rPr>
-          <w:rFonts w:ascii="Times New Roman" w:eastAsiaTheme="minorEastAsia" w:hAnsi="Times New Roman" w:cs="Times New Roman"/>
-          <w:b/>
-          <w:bCs/>
-          <w:lang w:eastAsia="ja-JP"/>
-        </w:rPr>
-        <w:t xml:space="preserve"> </w:t>
+        <w:t xml:space="preserve">30 </w:t>
       </w:r>
       <w:r>
         <w:rPr>
@@ -7966,7 +8147,7 @@
           <w:color w:val="000000"/>
           <w:sz w:val="32"/>
           <w:szCs w:val="32"/>
-          <w:lang w:val="en-US" w:eastAsia="ru-RU" w:bidi="ru-RU"/>
+          <w:lang w:eastAsia="ru-RU" w:bidi="ru-RU"/>
         </w:rPr>
       </w:pPr>
       <w:r>
